--- a/CPP102-Programming-Logic-and-Design/Week02/CPP102_Week2_Lecture_Lab_Module.docx
+++ b/CPP102-Programming-Logic-and-Design/Week02/CPP102_Week2_Lecture_Lab_Module.docx
@@ -3331,6 +3331,207 @@
                 <w:sz w:val="24"/>
                 <w:szCs w:val="24"/>
               </w:rPr>
+              <w:t xml:space="preserve">git config user.name</w:t>
+            </w:r>
+          </w:p>
+        </w:tc>
+        <w:tc>
+          <w:tcPr>
+            <w:tcW w:type="dxa" w:w="6240"/>
+            <w:tcBorders>
+              <w:top w:val="single" w:color="CCCCCC" w:sz="1"/>
+              <w:left w:val="single" w:color="CCCCCC" w:sz="1"/>
+              <w:bottom w:val="single" w:color="CCCCCC" w:sz="1"/>
+              <w:right w:val="single" w:color="CCCCCC" w:sz="1"/>
+            </w:tcBorders>
+            <w:shd w:fill="E8F5E9" w:val="clear"/>
+            <w:tcMar>
+              <w:top w:type="dxa" w:w="80"/>
+              <w:left w:type="dxa" w:w="120"/>
+              <w:bottom w:type="dxa" w:w="80"/>
+              <w:right w:type="dxa" w:w="120"/>
+            </w:tcMar>
+          </w:tcPr>
+          <w:p>
+            <w:pPr>
+              <w:jc w:val="left"/>
+            </w:pPr>
+            <w:r>
+              <w:rPr>
+                <w:rFonts w:ascii="Arial" w:cs="Arial" w:eastAsia="Arial" w:hAnsi="Arial"/>
+                <w:b w:val="false"/>
+                <w:bCs w:val="false"/>
+                <w:sz w:val="24"/>
+                <w:szCs w:val="24"/>
+              </w:rPr>
+              <w:t xml:space="preserve">Displays the Git commit author name set for the current repository</w:t>
+            </w:r>
+          </w:p>
+        </w:tc>
+      </w:tr>
+      <w:tr>
+        <w:tc>
+          <w:tcPr>
+            <w:tcW w:type="dxa" w:w="3120"/>
+            <w:tcBorders>
+              <w:top w:val="single" w:color="CCCCCC" w:sz="1"/>
+              <w:left w:val="single" w:color="CCCCCC" w:sz="1"/>
+              <w:bottom w:val="single" w:color="CCCCCC" w:sz="1"/>
+              <w:right w:val="single" w:color="CCCCCC" w:sz="1"/>
+            </w:tcBorders>
+            <w:tcMar>
+              <w:top w:type="dxa" w:w="80"/>
+              <w:left w:type="dxa" w:w="120"/>
+              <w:bottom w:type="dxa" w:w="80"/>
+              <w:right w:type="dxa" w:w="120"/>
+            </w:tcMar>
+          </w:tcPr>
+          <w:p>
+            <w:pPr>
+              <w:jc w:val="left"/>
+            </w:pPr>
+            <w:r>
+              <w:rPr>
+                <w:rFonts w:ascii="Arial" w:cs="Arial" w:eastAsia="Arial" w:hAnsi="Arial"/>
+                <w:b/>
+                <w:bCs/>
+                <w:sz w:val="24"/>
+                <w:szCs w:val="24"/>
+              </w:rPr>
+              <w:t xml:space="preserve">git config user.email</w:t>
+            </w:r>
+          </w:p>
+        </w:tc>
+        <w:tc>
+          <w:tcPr>
+            <w:tcW w:type="dxa" w:w="6240"/>
+            <w:tcBorders>
+              <w:top w:val="single" w:color="CCCCCC" w:sz="1"/>
+              <w:left w:val="single" w:color="CCCCCC" w:sz="1"/>
+              <w:bottom w:val="single" w:color="CCCCCC" w:sz="1"/>
+              <w:right w:val="single" w:color="CCCCCC" w:sz="1"/>
+            </w:tcBorders>
+            <w:tcMar>
+              <w:top w:type="dxa" w:w="80"/>
+              <w:left w:type="dxa" w:w="120"/>
+              <w:bottom w:type="dxa" w:w="80"/>
+              <w:right w:type="dxa" w:w="120"/>
+            </w:tcMar>
+          </w:tcPr>
+          <w:p>
+            <w:pPr>
+              <w:jc w:val="left"/>
+            </w:pPr>
+            <w:r>
+              <w:rPr>
+                <w:rFonts w:ascii="Arial" w:cs="Arial" w:eastAsia="Arial" w:hAnsi="Arial"/>
+                <w:b w:val="false"/>
+                <w:bCs w:val="false"/>
+                <w:sz w:val="24"/>
+                <w:szCs w:val="24"/>
+              </w:rPr>
+              <w:t xml:space="preserve">Displays the Git commit author email set for the current repository</w:t>
+            </w:r>
+          </w:p>
+        </w:tc>
+      </w:tr>
+      <w:tr>
+        <w:tc>
+          <w:tcPr>
+            <w:tcW w:type="dxa" w:w="3120"/>
+            <w:tcBorders>
+              <w:top w:val="single" w:color="CCCCCC" w:sz="1"/>
+              <w:left w:val="single" w:color="CCCCCC" w:sz="1"/>
+              <w:bottom w:val="single" w:color="CCCCCC" w:sz="1"/>
+              <w:right w:val="single" w:color="CCCCCC" w:sz="1"/>
+            </w:tcBorders>
+            <w:shd w:fill="E8F5E9" w:val="clear"/>
+            <w:tcMar>
+              <w:top w:type="dxa" w:w="80"/>
+              <w:left w:type="dxa" w:w="120"/>
+              <w:bottom w:type="dxa" w:w="80"/>
+              <w:right w:type="dxa" w:w="120"/>
+            </w:tcMar>
+          </w:tcPr>
+          <w:p>
+            <w:pPr>
+              <w:jc w:val="left"/>
+            </w:pPr>
+            <w:r>
+              <w:rPr>
+                <w:rFonts w:ascii="Arial" w:cs="Arial" w:eastAsia="Arial" w:hAnsi="Arial"/>
+                <w:b/>
+                <w:bCs/>
+                <w:sz w:val="24"/>
+                <w:szCs w:val="24"/>
+              </w:rPr>
+              <w:t xml:space="preserve">git init</w:t>
+            </w:r>
+          </w:p>
+        </w:tc>
+        <w:tc>
+          <w:tcPr>
+            <w:tcW w:type="dxa" w:w="6240"/>
+            <w:tcBorders>
+              <w:top w:val="single" w:color="CCCCCC" w:sz="1"/>
+              <w:left w:val="single" w:color="CCCCCC" w:sz="1"/>
+              <w:bottom w:val="single" w:color="CCCCCC" w:sz="1"/>
+              <w:right w:val="single" w:color="CCCCCC" w:sz="1"/>
+            </w:tcBorders>
+            <w:shd w:fill="E8F5E9" w:val="clear"/>
+            <w:tcMar>
+              <w:top w:type="dxa" w:w="80"/>
+              <w:left w:type="dxa" w:w="120"/>
+              <w:bottom w:type="dxa" w:w="80"/>
+              <w:right w:type="dxa" w:w="120"/>
+            </w:tcMar>
+          </w:tcPr>
+          <w:p>
+            <w:pPr>
+              <w:jc w:val="left"/>
+            </w:pPr>
+            <w:r>
+              <w:rPr>
+                <w:rFonts w:ascii="Arial" w:cs="Arial" w:eastAsia="Arial" w:hAnsi="Arial"/>
+                <w:b w:val="false"/>
+                <w:bCs w:val="false"/>
+                <w:sz w:val="24"/>
+                <w:szCs w:val="24"/>
+              </w:rPr>
+              <w:t xml:space="preserve">Initializes a new Git repository in the current folder</w:t>
+            </w:r>
+          </w:p>
+        </w:tc>
+      </w:tr>
+      <w:tr>
+        <w:tc>
+          <w:tcPr>
+            <w:tcW w:type="dxa" w:w="3120"/>
+            <w:tcBorders>
+              <w:top w:val="single" w:color="CCCCCC" w:sz="1"/>
+              <w:left w:val="single" w:color="CCCCCC" w:sz="1"/>
+              <w:bottom w:val="single" w:color="CCCCCC" w:sz="1"/>
+              <w:right w:val="single" w:color="CCCCCC" w:sz="1"/>
+            </w:tcBorders>
+            <w:tcMar>
+              <w:top w:type="dxa" w:w="80"/>
+              <w:left w:type="dxa" w:w="120"/>
+              <w:bottom w:type="dxa" w:w="80"/>
+              <w:right w:type="dxa" w:w="120"/>
+            </w:tcMar>
+          </w:tcPr>
+          <w:p>
+            <w:pPr>
+              <w:jc w:val="left"/>
+            </w:pPr>
+            <w:r>
+              <w:rPr>
+                <w:rFonts w:ascii="Arial" w:cs="Arial" w:eastAsia="Arial" w:hAnsi="Arial"/>
+                <w:b/>
+                <w:bCs/>
+                <w:sz w:val="24"/>
+                <w:szCs w:val="24"/>
+              </w:rPr>
               <w:t xml:space="preserve">git status</w:t>
             </w:r>
           </w:p>
@@ -3344,7 +3545,6 @@
               <w:bottom w:val="single" w:color="CCCCCC" w:sz="1"/>
               <w:right w:val="single" w:color="CCCCCC" w:sz="1"/>
             </w:tcBorders>
-            <w:shd w:fill="E8F5E9" w:val="clear"/>
             <w:tcMar>
               <w:top w:type="dxa" w:w="80"/>
               <w:left w:type="dxa" w:w="120"/>
@@ -3379,6 +3579,7 @@
               <w:bottom w:val="single" w:color="CCCCCC" w:sz="1"/>
               <w:right w:val="single" w:color="CCCCCC" w:sz="1"/>
             </w:tcBorders>
+            <w:shd w:fill="E8F5E9" w:val="clear"/>
             <w:tcMar>
               <w:top w:type="dxa" w:w="80"/>
               <w:left w:type="dxa" w:w="120"/>
@@ -3411,6 +3612,7 @@
               <w:bottom w:val="single" w:color="CCCCCC" w:sz="1"/>
               <w:right w:val="single" w:color="CCCCCC" w:sz="1"/>
             </w:tcBorders>
+            <w:shd w:fill="E8F5E9" w:val="clear"/>
             <w:tcMar>
               <w:top w:type="dxa" w:w="80"/>
               <w:left w:type="dxa" w:w="120"/>
@@ -3445,7 +3647,6 @@
               <w:bottom w:val="single" w:color="CCCCCC" w:sz="1"/>
               <w:right w:val="single" w:color="CCCCCC" w:sz="1"/>
             </w:tcBorders>
-            <w:shd w:fill="E8F5E9" w:val="clear"/>
             <w:tcMar>
               <w:top w:type="dxa" w:w="80"/>
               <w:left w:type="dxa" w:w="120"/>
@@ -3478,7 +3679,6 @@
               <w:bottom w:val="single" w:color="CCCCCC" w:sz="1"/>
               <w:right w:val="single" w:color="CCCCCC" w:sz="1"/>
             </w:tcBorders>
-            <w:shd w:fill="E8F5E9" w:val="clear"/>
             <w:tcMar>
               <w:top w:type="dxa" w:w="80"/>
               <w:left w:type="dxa" w:w="120"/>
@@ -3513,6 +3713,7 @@
               <w:bottom w:val="single" w:color="CCCCCC" w:sz="1"/>
               <w:right w:val="single" w:color="CCCCCC" w:sz="1"/>
             </w:tcBorders>
+            <w:shd w:fill="E8F5E9" w:val="clear"/>
             <w:tcMar>
               <w:top w:type="dxa" w:w="80"/>
               <w:left w:type="dxa" w:w="120"/>
@@ -3545,6 +3746,7 @@
               <w:bottom w:val="single" w:color="CCCCCC" w:sz="1"/>
               <w:right w:val="single" w:color="CCCCCC" w:sz="1"/>
             </w:tcBorders>
+            <w:shd w:fill="E8F5E9" w:val="clear"/>
             <w:tcMar>
               <w:top w:type="dxa" w:w="80"/>
               <w:left w:type="dxa" w:w="120"/>
@@ -3586,7 +3788,1503 @@
         <w:rPr>
           <w:rFonts w:ascii="Arial" w:cs="Arial" w:eastAsia="Arial" w:hAnsi="Arial"/>
         </w:rPr>
-        <w:t xml:space="preserve">j. Example Git Workflow for Week 2</w:t>
+        <w:t xml:space="preserve">j. Checking and Setting the Git Commit Identity</w:t>
+      </w:r>
+    </w:p>
+    <w:p>
+      <w:pPr>
+        <w:spacing w:after="120"/>
+        <w:jc w:val="both"/>
+      </w:pPr>
+      <w:r>
+        <w:rPr>
+          <w:rFonts w:ascii="Arial" w:cs="Arial" w:eastAsia="Arial" w:hAnsi="Arial"/>
+          <w:b w:val="false"/>
+          <w:bCs w:val="false"/>
+          <w:i w:val="false"/>
+          <w:iCs w:val="false"/>
+          <w:color w:val="000000"/>
+          <w:sz w:val="24"/>
+          <w:szCs w:val="24"/>
+        </w:rPr>
+        <w:t xml:space="preserve">Every Git commit records an author name and email. This information identifies who made the commit. It is separate from the GitHub account username used to log in and push files.</w:t>
+      </w:r>
+    </w:p>
+    <w:p>
+      <w:pPr>
+        <w:spacing w:after="80"/>
+      </w:pPr>
+      <w:r>
+        <w:t xml:space="preserve"/>
+      </w:r>
+    </w:p>
+    <w:p>
+      <w:pPr>
+        <w:spacing w:after="120"/>
+        <w:jc w:val="both"/>
+      </w:pPr>
+      <w:r>
+        <w:rPr>
+          <w:rFonts w:ascii="Arial" w:cs="Arial" w:eastAsia="Arial" w:hAnsi="Arial"/>
+          <w:b w:val="false"/>
+          <w:bCs w:val="false"/>
+          <w:i w:val="false"/>
+          <w:iCs w:val="false"/>
+          <w:color w:val="000000"/>
+          <w:sz w:val="24"/>
+          <w:szCs w:val="24"/>
+        </w:rPr>
+        <w:t xml:space="preserve">Why this matters in a shared laboratory: If you are using a shared laboratory computer, the Git name and email may still contain the information of a previous student. If you commit without checking, your commit history will show the wrong name.</w:t>
+      </w:r>
+    </w:p>
+    <w:p>
+      <w:pPr>
+        <w:spacing w:after="80"/>
+      </w:pPr>
+      <w:r>
+        <w:t xml:space="preserve"/>
+      </w:r>
+    </w:p>
+    <w:p>
+      <w:pPr>
+        <w:spacing w:after="80"/>
+      </w:pPr>
+      <w:r>
+        <w:rPr>
+          <w:rFonts w:ascii="Arial" w:cs="Arial" w:eastAsia="Arial" w:hAnsi="Arial"/>
+          <w:b/>
+          <w:bCs/>
+          <w:sz w:val="24"/>
+          <w:szCs w:val="24"/>
+        </w:rPr>
+        <w:t xml:space="preserve">Step 1: Check the current Git identity for your repository.</w:t>
+      </w:r>
+    </w:p>
+    <w:p>
+      <w:pPr>
+        <w:spacing w:after="40"/>
+        <w:ind w:left="720"/>
+      </w:pPr>
+      <w:r>
+        <w:rPr>
+          <w:rFonts w:ascii="Courier New" w:cs="Courier New" w:eastAsia="Courier New" w:hAnsi="Courier New"/>
+          <w:color w:val="1B5E20"/>
+          <w:sz w:val="20"/>
+          <w:szCs w:val="20"/>
+        </w:rPr>
+        <w:t xml:space="preserve">git config user.name</w:t>
+      </w:r>
+    </w:p>
+    <w:p>
+      <w:pPr>
+        <w:spacing w:after="40"/>
+        <w:ind w:left="720"/>
+      </w:pPr>
+      <w:r>
+        <w:rPr>
+          <w:rFonts w:ascii="Courier New" w:cs="Courier New" w:eastAsia="Courier New" w:hAnsi="Courier New"/>
+          <w:color w:val="1B5E20"/>
+          <w:sz w:val="20"/>
+          <w:szCs w:val="20"/>
+        </w:rPr>
+        <w:t xml:space="preserve">git config user.email</w:t>
+      </w:r>
+    </w:p>
+    <w:p>
+      <w:pPr>
+        <w:spacing w:after="80"/>
+      </w:pPr>
+      <w:r>
+        <w:t xml:space="preserve"/>
+      </w:r>
+    </w:p>
+    <w:p>
+      <w:pPr>
+        <w:spacing w:after="120"/>
+        <w:jc w:val="both"/>
+      </w:pPr>
+      <w:r>
+        <w:rPr>
+          <w:rFonts w:ascii="Arial" w:cs="Arial" w:eastAsia="Arial" w:hAnsi="Arial"/>
+          <w:b w:val="false"/>
+          <w:bCs w:val="false"/>
+          <w:i w:val="false"/>
+          <w:iCs w:val="false"/>
+          <w:color w:val="000000"/>
+          <w:sz w:val="24"/>
+          <w:szCs w:val="24"/>
+        </w:rPr>
+        <w:t xml:space="preserve">If the name or email shown does not belong to you, set your own identity before making any commits.</w:t>
+      </w:r>
+    </w:p>
+    <w:p>
+      <w:pPr>
+        <w:spacing w:after="80"/>
+      </w:pPr>
+      <w:r>
+        <w:t xml:space="preserve"/>
+      </w:r>
+    </w:p>
+    <w:p>
+      <w:pPr>
+        <w:spacing w:after="80"/>
+      </w:pPr>
+      <w:r>
+        <w:rPr>
+          <w:rFonts w:ascii="Arial" w:cs="Arial" w:eastAsia="Arial" w:hAnsi="Arial"/>
+          <w:b/>
+          <w:bCs/>
+          <w:sz w:val="24"/>
+          <w:szCs w:val="24"/>
+        </w:rPr>
+        <w:t xml:space="preserve">Step 2: Set your identity for the current repository.</w:t>
+      </w:r>
+    </w:p>
+    <w:p>
+      <w:pPr>
+        <w:spacing w:after="40"/>
+        <w:ind w:left="720"/>
+      </w:pPr>
+      <w:r>
+        <w:rPr>
+          <w:rFonts w:ascii="Courier New" w:cs="Courier New" w:eastAsia="Courier New" w:hAnsi="Courier New"/>
+          <w:color w:val="1B5E20"/>
+          <w:sz w:val="20"/>
+          <w:szCs w:val="20"/>
+        </w:rPr>
+        <w:t xml:space="preserve">git config user.name "Student Full Name"</w:t>
+      </w:r>
+    </w:p>
+    <w:p>
+      <w:pPr>
+        <w:spacing w:after="40"/>
+        <w:ind w:left="720"/>
+      </w:pPr>
+      <w:r>
+        <w:rPr>
+          <w:rFonts w:ascii="Courier New" w:cs="Courier New" w:eastAsia="Courier New" w:hAnsi="Courier New"/>
+          <w:color w:val="1B5E20"/>
+          <w:sz w:val="20"/>
+          <w:szCs w:val="20"/>
+        </w:rPr>
+        <w:t xml:space="preserve">git config user.email "student@email.com"</w:t>
+      </w:r>
+    </w:p>
+    <w:p>
+      <w:pPr>
+        <w:spacing w:after="80"/>
+      </w:pPr>
+      <w:r>
+        <w:t xml:space="preserve"/>
+      </w:r>
+    </w:p>
+    <w:p>
+      <w:pPr>
+        <w:spacing w:after="120"/>
+        <w:jc w:val="both"/>
+      </w:pPr>
+      <w:r>
+        <w:rPr>
+          <w:rFonts w:ascii="Arial" w:cs="Arial" w:eastAsia="Arial" w:hAnsi="Arial"/>
+          <w:b w:val="false"/>
+          <w:bCs w:val="false"/>
+          <w:i w:val="false"/>
+          <w:iCs w:val="false"/>
+          <w:color w:val="000000"/>
+          <w:sz w:val="24"/>
+          <w:szCs w:val="24"/>
+        </w:rPr>
+        <w:t xml:space="preserve">These commands configure the name and email only for the current repository. They do not affect other repositories on the same computer.</w:t>
+      </w:r>
+    </w:p>
+    <w:p>
+      <w:pPr>
+        <w:spacing w:after="80"/>
+      </w:pPr>
+      <w:r>
+        <w:t xml:space="preserve"/>
+      </w:r>
+    </w:p>
+    <w:p>
+      <w:pPr>
+        <w:pBdr>
+          <w:left w:val="single" w:color="2E7D32" w:sz="6" w:space="8"/>
+        </w:pBdr>
+        <w:spacing w:after="120"/>
+        <w:ind w:left="360"/>
+        <w:jc w:val="both"/>
+      </w:pPr>
+      <w:r>
+        <w:rPr>
+          <w:rFonts w:ascii="Arial" w:cs="Arial" w:eastAsia="Arial" w:hAnsi="Arial"/>
+          <w:i/>
+          <w:iCs/>
+          <w:color w:val="444444"/>
+          <w:sz w:val="22"/>
+          <w:szCs w:val="22"/>
+        </w:rPr>
+        <w:t xml:space="preserve">Warning: Do not use another student's Git name or email. Before making a commit, always verify that the Git identity belongs to the student currently working on the repository.</w:t>
+      </w:r>
+    </w:p>
+    <w:p>
+      <w:pPr>
+        <w:spacing w:after="80"/>
+      </w:pPr>
+      <w:r>
+        <w:t xml:space="preserve"/>
+      </w:r>
+    </w:p>
+    <w:p>
+      <w:pPr>
+        <w:spacing w:after="80"/>
+      </w:pPr>
+      <w:r>
+        <w:rPr>
+          <w:rFonts w:ascii="Arial" w:cs="Arial" w:eastAsia="Arial" w:hAnsi="Arial"/>
+          <w:b/>
+          <w:bCs/>
+          <w:sz w:val="24"/>
+          <w:szCs w:val="24"/>
+        </w:rPr>
+        <w:t xml:space="preserve">Local vs. Global Git Configuration</w:t>
+      </w:r>
+    </w:p>
+    <w:tbl>
+      <w:tblPr>
+        <w:tblW w:type="dxa" w:w="9360"/>
+        <w:tblBorders>
+          <w:top w:val="single" w:color="auto" w:sz="4"/>
+          <w:left w:val="single" w:color="auto" w:sz="4"/>
+          <w:bottom w:val="single" w:color="auto" w:sz="4"/>
+          <w:right w:val="single" w:color="auto" w:sz="4"/>
+          <w:insideH w:val="single" w:color="auto" w:sz="4"/>
+          <w:insideV w:val="single" w:color="auto" w:sz="4"/>
+        </w:tblBorders>
+      </w:tblPr>
+      <w:tblGrid>
+        <w:gridCol w:w="2340"/>
+        <w:gridCol w:w="7020"/>
+      </w:tblGrid>
+      <w:tr>
+        <w:trPr>
+          <w:tblHeader/>
+        </w:trPr>
+        <w:tc>
+          <w:tcPr>
+            <w:tcW w:type="dxa" w:w="2340"/>
+            <w:tcBorders>
+              <w:top w:val="single" w:color="CCCCCC" w:sz="1"/>
+              <w:left w:val="single" w:color="CCCCCC" w:sz="1"/>
+              <w:bottom w:val="single" w:color="CCCCCC" w:sz="1"/>
+              <w:right w:val="single" w:color="CCCCCC" w:sz="1"/>
+            </w:tcBorders>
+            <w:shd w:fill="2E7D32" w:val="clear"/>
+            <w:tcMar>
+              <w:top w:type="dxa" w:w="80"/>
+              <w:left w:type="dxa" w:w="120"/>
+              <w:bottom w:type="dxa" w:w="80"/>
+              <w:right w:type="dxa" w:w="120"/>
+            </w:tcMar>
+          </w:tcPr>
+          <w:p>
+            <w:r>
+              <w:rPr>
+                <w:rFonts w:ascii="Arial" w:cs="Arial" w:eastAsia="Arial" w:hAnsi="Arial"/>
+                <w:b/>
+                <w:bCs/>
+                <w:color w:val="FFFFFF"/>
+                <w:sz w:val="24"/>
+                <w:szCs w:val="24"/>
+              </w:rPr>
+              <w:t xml:space="preserve">Configuration Level</w:t>
+            </w:r>
+          </w:p>
+        </w:tc>
+        <w:tc>
+          <w:tcPr>
+            <w:tcW w:type="dxa" w:w="7020"/>
+            <w:tcBorders>
+              <w:top w:val="single" w:color="CCCCCC" w:sz="1"/>
+              <w:left w:val="single" w:color="CCCCCC" w:sz="1"/>
+              <w:bottom w:val="single" w:color="CCCCCC" w:sz="1"/>
+              <w:right w:val="single" w:color="CCCCCC" w:sz="1"/>
+            </w:tcBorders>
+            <w:shd w:fill="2E7D32" w:val="clear"/>
+            <w:tcMar>
+              <w:top w:type="dxa" w:w="80"/>
+              <w:left w:type="dxa" w:w="120"/>
+              <w:bottom w:type="dxa" w:w="80"/>
+              <w:right w:type="dxa" w:w="120"/>
+            </w:tcMar>
+          </w:tcPr>
+          <w:p>
+            <w:r>
+              <w:rPr>
+                <w:rFonts w:ascii="Arial" w:cs="Arial" w:eastAsia="Arial" w:hAnsi="Arial"/>
+                <w:b/>
+                <w:bCs/>
+                <w:color w:val="FFFFFF"/>
+                <w:sz w:val="24"/>
+                <w:szCs w:val="24"/>
+              </w:rPr>
+              <w:t xml:space="preserve">Details</w:t>
+            </w:r>
+          </w:p>
+        </w:tc>
+      </w:tr>
+      <w:tr>
+        <w:tc>
+          <w:tcPr>
+            <w:tcW w:type="dxa" w:w="2340"/>
+            <w:tcBorders>
+              <w:top w:val="single" w:color="CCCCCC" w:sz="1"/>
+              <w:left w:val="single" w:color="CCCCCC" w:sz="1"/>
+              <w:bottom w:val="single" w:color="CCCCCC" w:sz="1"/>
+              <w:right w:val="single" w:color="CCCCCC" w:sz="1"/>
+            </w:tcBorders>
+            <w:shd w:fill="E8F5E9" w:val="clear"/>
+            <w:tcMar>
+              <w:top w:type="dxa" w:w="80"/>
+              <w:left w:type="dxa" w:w="120"/>
+              <w:bottom w:type="dxa" w:w="80"/>
+              <w:right w:type="dxa" w:w="120"/>
+            </w:tcMar>
+          </w:tcPr>
+          <w:p>
+            <w:pPr>
+              <w:jc w:val="left"/>
+            </w:pPr>
+            <w:r>
+              <w:rPr>
+                <w:rFonts w:ascii="Arial" w:cs="Arial" w:eastAsia="Arial" w:hAnsi="Arial"/>
+                <w:b/>
+                <w:bCs/>
+                <w:sz w:val="24"/>
+                <w:szCs w:val="24"/>
+              </w:rPr>
+              <w:t xml:space="preserve">Repository-level
+(no --global)</w:t>
+            </w:r>
+          </w:p>
+        </w:tc>
+        <w:tc>
+          <w:tcPr>
+            <w:tcW w:type="dxa" w:w="7020"/>
+            <w:tcBorders>
+              <w:top w:val="single" w:color="CCCCCC" w:sz="1"/>
+              <w:left w:val="single" w:color="CCCCCC" w:sz="1"/>
+              <w:bottom w:val="single" w:color="CCCCCC" w:sz="1"/>
+              <w:right w:val="single" w:color="CCCCCC" w:sz="1"/>
+            </w:tcBorders>
+            <w:shd w:fill="E8F5E9" w:val="clear"/>
+            <w:tcMar>
+              <w:top w:type="dxa" w:w="80"/>
+              <w:left w:type="dxa" w:w="120"/>
+              <w:bottom w:type="dxa" w:w="80"/>
+              <w:right w:type="dxa" w:w="120"/>
+            </w:tcMar>
+          </w:tcPr>
+          <w:p>
+            <w:pPr>
+              <w:spacing w:after="60"/>
+            </w:pPr>
+            <w:r>
+              <w:rPr>
+                <w:rFonts w:ascii="Courier New" w:cs="Courier New" w:eastAsia="Courier New" w:hAnsi="Courier New"/>
+                <w:color w:val="1B5E20"/>
+                <w:sz w:val="20"/>
+                <w:szCs w:val="20"/>
+              </w:rPr>
+              <w:t xml:space="preserve">git config user.name "Student Full Name"</w:t>
+            </w:r>
+          </w:p>
+          <w:p>
+            <w:pPr>
+              <w:spacing w:after="60"/>
+            </w:pPr>
+            <w:r>
+              <w:rPr>
+                <w:rFonts w:ascii="Courier New" w:cs="Courier New" w:eastAsia="Courier New" w:hAnsi="Courier New"/>
+                <w:color w:val="1B5E20"/>
+                <w:sz w:val="20"/>
+                <w:szCs w:val="20"/>
+              </w:rPr>
+              <w:t xml:space="preserve">git config user.email "student@email.com"</w:t>
+            </w:r>
+          </w:p>
+          <w:p>
+            <w:pPr>
+              <w:spacing w:after="60"/>
+            </w:pPr>
+            <w:r>
+              <w:rPr>
+                <w:rFonts w:ascii="Arial" w:cs="Arial" w:eastAsia="Arial" w:hAnsi="Arial"/>
+                <w:sz w:val="22"/>
+                <w:szCs w:val="22"/>
+              </w:rPr>
+              <w:t xml:space="preserve">Applies only to the current repository. Recommended for shared laboratory computers.</w:t>
+            </w:r>
+          </w:p>
+        </w:tc>
+      </w:tr>
+      <w:tr>
+        <w:tc>
+          <w:tcPr>
+            <w:tcW w:type="dxa" w:w="2340"/>
+            <w:tcBorders>
+              <w:top w:val="single" w:color="CCCCCC" w:sz="1"/>
+              <w:left w:val="single" w:color="CCCCCC" w:sz="1"/>
+              <w:bottom w:val="single" w:color="CCCCCC" w:sz="1"/>
+              <w:right w:val="single" w:color="CCCCCC" w:sz="1"/>
+            </w:tcBorders>
+            <w:tcMar>
+              <w:top w:type="dxa" w:w="80"/>
+              <w:left w:type="dxa" w:w="120"/>
+              <w:bottom w:type="dxa" w:w="80"/>
+              <w:right w:type="dxa" w:w="120"/>
+            </w:tcMar>
+          </w:tcPr>
+          <w:p>
+            <w:pPr>
+              <w:jc w:val="left"/>
+            </w:pPr>
+            <w:r>
+              <w:rPr>
+                <w:rFonts w:ascii="Arial" w:cs="Arial" w:eastAsia="Arial" w:hAnsi="Arial"/>
+                <w:b/>
+                <w:bCs/>
+                <w:sz w:val="24"/>
+                <w:szCs w:val="24"/>
+              </w:rPr>
+              <w:t xml:space="preserve">Global-level
+(--global)</w:t>
+            </w:r>
+          </w:p>
+        </w:tc>
+        <w:tc>
+          <w:tcPr>
+            <w:tcW w:type="dxa" w:w="7020"/>
+            <w:tcBorders>
+              <w:top w:val="single" w:color="CCCCCC" w:sz="1"/>
+              <w:left w:val="single" w:color="CCCCCC" w:sz="1"/>
+              <w:bottom w:val="single" w:color="CCCCCC" w:sz="1"/>
+              <w:right w:val="single" w:color="CCCCCC" w:sz="1"/>
+            </w:tcBorders>
+            <w:tcMar>
+              <w:top w:type="dxa" w:w="80"/>
+              <w:left w:type="dxa" w:w="120"/>
+              <w:bottom w:type="dxa" w:w="80"/>
+              <w:right w:type="dxa" w:w="120"/>
+            </w:tcMar>
+          </w:tcPr>
+          <w:p>
+            <w:pPr>
+              <w:spacing w:after="60"/>
+            </w:pPr>
+            <w:r>
+              <w:rPr>
+                <w:rFonts w:ascii="Courier New" w:cs="Courier New" w:eastAsia="Courier New" w:hAnsi="Courier New"/>
+                <w:color w:val="1B5E20"/>
+                <w:sz w:val="20"/>
+                <w:szCs w:val="20"/>
+              </w:rPr>
+              <w:t xml:space="preserve">git config --global user.name "Student Full Name"</w:t>
+            </w:r>
+          </w:p>
+          <w:p>
+            <w:pPr>
+              <w:spacing w:after="60"/>
+            </w:pPr>
+            <w:r>
+              <w:rPr>
+                <w:rFonts w:ascii="Courier New" w:cs="Courier New" w:eastAsia="Courier New" w:hAnsi="Courier New"/>
+                <w:color w:val="1B5E20"/>
+                <w:sz w:val="20"/>
+                <w:szCs w:val="20"/>
+              </w:rPr>
+              <w:t xml:space="preserve">git config --global user.email "student@email.com"</w:t>
+            </w:r>
+          </w:p>
+          <w:p>
+            <w:pPr>
+              <w:spacing w:after="60"/>
+            </w:pPr>
+            <w:r>
+              <w:rPr>
+                <w:rFonts w:ascii="Arial" w:cs="Arial" w:eastAsia="Arial" w:hAnsi="Arial"/>
+                <w:sz w:val="22"/>
+                <w:szCs w:val="22"/>
+              </w:rPr>
+              <w:t xml:space="preserve">Applies to all Git repositories on the computer. Recommended only when the computer is personally owned and used by one student.</w:t>
+            </w:r>
+          </w:p>
+        </w:tc>
+      </w:tr>
+    </w:tbl>
+    <w:p>
+      <w:pPr>
+        <w:spacing w:after="80"/>
+      </w:pPr>
+      <w:r>
+        <w:t xml:space="preserve"/>
+      </w:r>
+    </w:p>
+    <w:p>
+      <w:pPr>
+        <w:pStyle w:val="Heading3"/>
+      </w:pPr>
+      <w:r>
+        <w:rPr>
+          <w:rFonts w:ascii="Arial" w:cs="Arial" w:eastAsia="Arial" w:hAnsi="Arial"/>
+        </w:rPr>
+        <w:t xml:space="preserve">k. First-Time Week 2 Repository Setup Workflow</w:t>
+      </w:r>
+    </w:p>
+    <w:p>
+      <w:pPr>
+        <w:spacing w:after="120"/>
+        <w:jc w:val="both"/>
+      </w:pPr>
+      <w:r>
+        <w:rPr>
+          <w:rFonts w:ascii="Arial" w:cs="Arial" w:eastAsia="Arial" w:hAnsi="Arial"/>
+          <w:b w:val="false"/>
+          <w:bCs w:val="false"/>
+          <w:i w:val="false"/>
+          <w:iCs w:val="false"/>
+          <w:color w:val="000000"/>
+          <w:sz w:val="24"/>
+          <w:szCs w:val="24"/>
+        </w:rPr>
+        <w:t xml:space="preserve">If you are setting up a new repository for Week 2 for the first time, follow these steps in order:</w:t>
+      </w:r>
+    </w:p>
+    <w:p>
+      <w:pPr>
+        <w:spacing w:after="80"/>
+      </w:pPr>
+      <w:r>
+        <w:t xml:space="preserve"/>
+      </w:r>
+    </w:p>
+    <w:p>
+      <w:pPr>
+        <w:spacing w:after="80"/>
+      </w:pPr>
+      <w:r>
+        <w:rPr>
+          <w:rFonts w:ascii="Arial" w:cs="Arial" w:eastAsia="Arial" w:hAnsi="Arial"/>
+          <w:b/>
+          <w:bCs/>
+          <w:sz w:val="24"/>
+          <w:szCs w:val="24"/>
+        </w:rPr>
+        <w:t xml:space="preserve">1. Initialize the repository.</w:t>
+      </w:r>
+    </w:p>
+    <w:p>
+      <w:pPr>
+        <w:spacing w:after="40"/>
+        <w:ind w:left="720"/>
+      </w:pPr>
+      <w:r>
+        <w:rPr>
+          <w:rFonts w:ascii="Courier New" w:cs="Courier New" w:eastAsia="Courier New" w:hAnsi="Courier New"/>
+          <w:color w:val="1B5E20"/>
+          <w:sz w:val="20"/>
+          <w:szCs w:val="20"/>
+        </w:rPr>
+        <w:t xml:space="preserve">git init</w:t>
+      </w:r>
+    </w:p>
+    <w:p>
+      <w:pPr>
+        <w:spacing w:after="80"/>
+      </w:pPr>
+      <w:r>
+        <w:t xml:space="preserve"/>
+      </w:r>
+    </w:p>
+    <w:p>
+      <w:pPr>
+        <w:spacing w:after="80"/>
+      </w:pPr>
+      <w:r>
+        <w:rPr>
+          <w:rFonts w:ascii="Arial" w:cs="Arial" w:eastAsia="Arial" w:hAnsi="Arial"/>
+          <w:b/>
+          <w:bCs/>
+          <w:sz w:val="24"/>
+          <w:szCs w:val="24"/>
+        </w:rPr>
+        <w:t xml:space="preserve">2. Set your Git commit identity for this repository.</w:t>
+      </w:r>
+    </w:p>
+    <w:p>
+      <w:pPr>
+        <w:spacing w:after="40"/>
+        <w:ind w:left="720"/>
+      </w:pPr>
+      <w:r>
+        <w:rPr>
+          <w:rFonts w:ascii="Courier New" w:cs="Courier New" w:eastAsia="Courier New" w:hAnsi="Courier New"/>
+          <w:color w:val="1B5E20"/>
+          <w:sz w:val="20"/>
+          <w:szCs w:val="20"/>
+        </w:rPr>
+        <w:t xml:space="preserve">git config user.name "Student Full Name"</w:t>
+      </w:r>
+    </w:p>
+    <w:p>
+      <w:pPr>
+        <w:spacing w:after="40"/>
+        <w:ind w:left="720"/>
+      </w:pPr>
+      <w:r>
+        <w:rPr>
+          <w:rFonts w:ascii="Courier New" w:cs="Courier New" w:eastAsia="Courier New" w:hAnsi="Courier New"/>
+          <w:color w:val="1B5E20"/>
+          <w:sz w:val="20"/>
+          <w:szCs w:val="20"/>
+        </w:rPr>
+        <w:t xml:space="preserve">git config user.email "student@email.com"</w:t>
+      </w:r>
+    </w:p>
+    <w:p>
+      <w:pPr>
+        <w:spacing w:after="80"/>
+      </w:pPr>
+      <w:r>
+        <w:t xml:space="preserve"/>
+      </w:r>
+    </w:p>
+    <w:p>
+      <w:pPr>
+        <w:spacing w:after="80"/>
+      </w:pPr>
+      <w:r>
+        <w:rPr>
+          <w:rFonts w:ascii="Arial" w:cs="Arial" w:eastAsia="Arial" w:hAnsi="Arial"/>
+          <w:b/>
+          <w:bCs/>
+          <w:sz w:val="24"/>
+          <w:szCs w:val="24"/>
+        </w:rPr>
+        <w:t xml:space="preserve">3. Verify that the identity was set correctly.</w:t>
+      </w:r>
+    </w:p>
+    <w:p>
+      <w:pPr>
+        <w:spacing w:after="40"/>
+        <w:ind w:left="720"/>
+      </w:pPr>
+      <w:r>
+        <w:rPr>
+          <w:rFonts w:ascii="Courier New" w:cs="Courier New" w:eastAsia="Courier New" w:hAnsi="Courier New"/>
+          <w:color w:val="1B5E20"/>
+          <w:sz w:val="20"/>
+          <w:szCs w:val="20"/>
+        </w:rPr>
+        <w:t xml:space="preserve">git config user.name</w:t>
+      </w:r>
+    </w:p>
+    <w:p>
+      <w:pPr>
+        <w:spacing w:after="40"/>
+        <w:ind w:left="720"/>
+      </w:pPr>
+      <w:r>
+        <w:rPr>
+          <w:rFonts w:ascii="Courier New" w:cs="Courier New" w:eastAsia="Courier New" w:hAnsi="Courier New"/>
+          <w:color w:val="1B5E20"/>
+          <w:sz w:val="20"/>
+          <w:szCs w:val="20"/>
+        </w:rPr>
+        <w:t xml:space="preserve">git config user.email</w:t>
+      </w:r>
+    </w:p>
+    <w:p>
+      <w:pPr>
+        <w:spacing w:after="80"/>
+      </w:pPr>
+      <w:r>
+        <w:t xml:space="preserve"/>
+      </w:r>
+    </w:p>
+    <w:p>
+      <w:pPr>
+        <w:spacing w:after="80"/>
+      </w:pPr>
+      <w:r>
+        <w:rPr>
+          <w:rFonts w:ascii="Arial" w:cs="Arial" w:eastAsia="Arial" w:hAnsi="Arial"/>
+          <w:b/>
+          <w:bCs/>
+          <w:sz w:val="24"/>
+          <w:szCs w:val="24"/>
+        </w:rPr>
+        <w:t xml:space="preserve">4. Check the current state of your files.</w:t>
+      </w:r>
+    </w:p>
+    <w:p>
+      <w:pPr>
+        <w:spacing w:after="40"/>
+        <w:ind w:left="720"/>
+      </w:pPr>
+      <w:r>
+        <w:rPr>
+          <w:rFonts w:ascii="Courier New" w:cs="Courier New" w:eastAsia="Courier New" w:hAnsi="Courier New"/>
+          <w:color w:val="1B5E20"/>
+          <w:sz w:val="20"/>
+          <w:szCs w:val="20"/>
+        </w:rPr>
+        <w:t xml:space="preserve">git status</w:t>
+      </w:r>
+    </w:p>
+    <w:p>
+      <w:pPr>
+        <w:spacing w:after="80"/>
+      </w:pPr>
+      <w:r>
+        <w:t xml:space="preserve"/>
+      </w:r>
+    </w:p>
+    <w:p>
+      <w:pPr>
+        <w:spacing w:after="80"/>
+      </w:pPr>
+      <w:r>
+        <w:rPr>
+          <w:rFonts w:ascii="Arial" w:cs="Arial" w:eastAsia="Arial" w:hAnsi="Arial"/>
+          <w:b/>
+          <w:bCs/>
+          <w:sz w:val="24"/>
+          <w:szCs w:val="24"/>
+        </w:rPr>
+        <w:t xml:space="preserve">5. Stage all your files.</w:t>
+      </w:r>
+    </w:p>
+    <w:p>
+      <w:pPr>
+        <w:spacing w:after="40"/>
+        <w:ind w:left="720"/>
+      </w:pPr>
+      <w:r>
+        <w:rPr>
+          <w:rFonts w:ascii="Courier New" w:cs="Courier New" w:eastAsia="Courier New" w:hAnsi="Courier New"/>
+          <w:color w:val="1B5E20"/>
+          <w:sz w:val="20"/>
+          <w:szCs w:val="20"/>
+        </w:rPr>
+        <w:t xml:space="preserve">git add .</w:t>
+      </w:r>
+    </w:p>
+    <w:p>
+      <w:pPr>
+        <w:spacing w:after="80"/>
+      </w:pPr>
+      <w:r>
+        <w:t xml:space="preserve"/>
+      </w:r>
+    </w:p>
+    <w:p>
+      <w:pPr>
+        <w:spacing w:after="80"/>
+      </w:pPr>
+      <w:r>
+        <w:rPr>
+          <w:rFonts w:ascii="Arial" w:cs="Arial" w:eastAsia="Arial" w:hAnsi="Arial"/>
+          <w:b/>
+          <w:bCs/>
+          <w:sz w:val="24"/>
+          <w:szCs w:val="24"/>
+        </w:rPr>
+        <w:t xml:space="preserve">6. Commit with a clear message.</w:t>
+      </w:r>
+    </w:p>
+    <w:p>
+      <w:pPr>
+        <w:spacing w:after="40"/>
+        <w:ind w:left="720"/>
+      </w:pPr>
+      <w:r>
+        <w:rPr>
+          <w:rFonts w:ascii="Courier New" w:cs="Courier New" w:eastAsia="Courier New" w:hAnsi="Courier New"/>
+          <w:color w:val="1B5E20"/>
+          <w:sz w:val="20"/>
+          <w:szCs w:val="20"/>
+        </w:rPr>
+        <w:t xml:space="preserve">git commit -m "Add Week 2 algorithm pseudocode and flowchart activities"</w:t>
+      </w:r>
+    </w:p>
+    <w:p>
+      <w:pPr>
+        <w:spacing w:after="80"/>
+      </w:pPr>
+      <w:r>
+        <w:t xml:space="preserve"/>
+      </w:r>
+    </w:p>
+    <w:p>
+      <w:pPr>
+        <w:spacing w:after="80"/>
+      </w:pPr>
+      <w:r>
+        <w:rPr>
+          <w:rFonts w:ascii="Arial" w:cs="Arial" w:eastAsia="Arial" w:hAnsi="Arial"/>
+          <w:b/>
+          <w:bCs/>
+          <w:sz w:val="24"/>
+          <w:szCs w:val="24"/>
+        </w:rPr>
+        <w:t xml:space="preserve">7. Set the branch name and connect to GitHub.</w:t>
+      </w:r>
+    </w:p>
+    <w:p>
+      <w:pPr>
+        <w:spacing w:after="40"/>
+        <w:ind w:left="720"/>
+      </w:pPr>
+      <w:r>
+        <w:rPr>
+          <w:rFonts w:ascii="Courier New" w:cs="Courier New" w:eastAsia="Courier New" w:hAnsi="Courier New"/>
+          <w:color w:val="1B5E20"/>
+          <w:sz w:val="20"/>
+          <w:szCs w:val="20"/>
+        </w:rPr>
+        <w:t xml:space="preserve">git branch -M main</w:t>
+      </w:r>
+    </w:p>
+    <w:p>
+      <w:pPr>
+        <w:spacing w:after="40"/>
+        <w:ind w:left="720"/>
+      </w:pPr>
+      <w:r>
+        <w:rPr>
+          <w:rFonts w:ascii="Courier New" w:cs="Courier New" w:eastAsia="Courier New" w:hAnsi="Courier New"/>
+          <w:color w:val="1B5E20"/>
+          <w:sz w:val="20"/>
+          <w:szCs w:val="20"/>
+        </w:rPr>
+        <w:t xml:space="preserve">git remote add origin https://github.com/yourusername/cpp102-week2-lastname.git</w:t>
+      </w:r>
+    </w:p>
+    <w:p>
+      <w:pPr>
+        <w:spacing w:after="80"/>
+      </w:pPr>
+      <w:r>
+        <w:t xml:space="preserve"/>
+      </w:r>
+    </w:p>
+    <w:p>
+      <w:pPr>
+        <w:spacing w:after="80"/>
+      </w:pPr>
+      <w:r>
+        <w:rPr>
+          <w:rFonts w:ascii="Arial" w:cs="Arial" w:eastAsia="Arial" w:hAnsi="Arial"/>
+          <w:b/>
+          <w:bCs/>
+          <w:sz w:val="24"/>
+          <w:szCs w:val="24"/>
+        </w:rPr>
+        <w:t xml:space="preserve">8. Push to GitHub.</w:t>
+      </w:r>
+    </w:p>
+    <w:p>
+      <w:pPr>
+        <w:spacing w:after="40"/>
+        <w:ind w:left="720"/>
+      </w:pPr>
+      <w:r>
+        <w:rPr>
+          <w:rFonts w:ascii="Courier New" w:cs="Courier New" w:eastAsia="Courier New" w:hAnsi="Courier New"/>
+          <w:color w:val="1B5E20"/>
+          <w:sz w:val="20"/>
+          <w:szCs w:val="20"/>
+        </w:rPr>
+        <w:t xml:space="preserve">git push -u origin main</w:t>
+      </w:r>
+    </w:p>
+    <w:p>
+      <w:pPr>
+        <w:spacing w:after="80"/>
+      </w:pPr>
+      <w:r>
+        <w:t xml:space="preserve"/>
+      </w:r>
+    </w:p>
+    <w:p>
+      <w:pPr>
+        <w:spacing w:after="120"/>
+        <w:jc w:val="both"/>
+      </w:pPr>
+      <w:r>
+        <w:rPr>
+          <w:rFonts w:ascii="Arial" w:cs="Arial" w:eastAsia="Arial" w:hAnsi="Arial"/>
+          <w:b w:val="false"/>
+          <w:bCs w:val="false"/>
+          <w:i w:val="false"/>
+          <w:iCs w:val="false"/>
+          <w:color w:val="000000"/>
+          <w:sz w:val="24"/>
+          <w:szCs w:val="24"/>
+        </w:rPr>
+        <w:t xml:space="preserve">After the first push, you can use git push without additional options for subsequent commits.</w:t>
+      </w:r>
+    </w:p>
+    <w:p>
+      <w:pPr>
+        <w:spacing w:after="80"/>
+      </w:pPr>
+      <w:r>
+        <w:t xml:space="preserve"/>
+      </w:r>
+    </w:p>
+    <w:p>
+      <w:pPr>
+        <w:pStyle w:val="Heading3"/>
+      </w:pPr>
+      <w:r>
+        <w:rPr>
+          <w:rFonts w:ascii="Arial" w:cs="Arial" w:eastAsia="Arial" w:hAnsi="Arial"/>
+        </w:rPr>
+        <w:t xml:space="preserve">l. Troubleshooting: Wrong Name in Commit History</w:t>
+      </w:r>
+    </w:p>
+    <w:tbl>
+      <w:tblPr>
+        <w:tblW w:type="dxa" w:w="9360"/>
+        <w:tblBorders>
+          <w:top w:val="single" w:color="auto" w:sz="4"/>
+          <w:left w:val="single" w:color="auto" w:sz="4"/>
+          <w:bottom w:val="single" w:color="auto" w:sz="4"/>
+          <w:right w:val="single" w:color="auto" w:sz="4"/>
+          <w:insideH w:val="single" w:color="auto" w:sz="4"/>
+          <w:insideV w:val="single" w:color="auto" w:sz="4"/>
+        </w:tblBorders>
+      </w:tblPr>
+      <w:tblGrid>
+        <w:gridCol w:w="2340"/>
+        <w:gridCol w:w="7020"/>
+      </w:tblGrid>
+      <w:tr>
+        <w:trPr>
+          <w:tblHeader/>
+        </w:trPr>
+        <w:tc>
+          <w:tcPr>
+            <w:tcW w:type="dxa" w:w="2340"/>
+            <w:tcBorders>
+              <w:top w:val="single" w:color="CCCCCC" w:sz="1"/>
+              <w:left w:val="single" w:color="CCCCCC" w:sz="1"/>
+              <w:bottom w:val="single" w:color="CCCCCC" w:sz="1"/>
+              <w:right w:val="single" w:color="CCCCCC" w:sz="1"/>
+            </w:tcBorders>
+            <w:shd w:fill="2E7D32" w:val="clear"/>
+            <w:tcMar>
+              <w:top w:type="dxa" w:w="80"/>
+              <w:left w:type="dxa" w:w="120"/>
+              <w:bottom w:type="dxa" w:w="80"/>
+              <w:right w:type="dxa" w:w="120"/>
+            </w:tcMar>
+          </w:tcPr>
+          <w:p>
+            <w:r>
+              <w:rPr>
+                <w:rFonts w:ascii="Arial" w:cs="Arial" w:eastAsia="Arial" w:hAnsi="Arial"/>
+                <w:b/>
+                <w:bCs/>
+                <w:color w:val="FFFFFF"/>
+                <w:sz w:val="24"/>
+                <w:szCs w:val="24"/>
+              </w:rPr>
+              <w:t xml:space="preserve">Item</w:t>
+            </w:r>
+          </w:p>
+        </w:tc>
+        <w:tc>
+          <w:tcPr>
+            <w:tcW w:type="dxa" w:w="7020"/>
+            <w:tcBorders>
+              <w:top w:val="single" w:color="CCCCCC" w:sz="1"/>
+              <w:left w:val="single" w:color="CCCCCC" w:sz="1"/>
+              <w:bottom w:val="single" w:color="CCCCCC" w:sz="1"/>
+              <w:right w:val="single" w:color="CCCCCC" w:sz="1"/>
+            </w:tcBorders>
+            <w:shd w:fill="2E7D32" w:val="clear"/>
+            <w:tcMar>
+              <w:top w:type="dxa" w:w="80"/>
+              <w:left w:type="dxa" w:w="120"/>
+              <w:bottom w:type="dxa" w:w="80"/>
+              <w:right w:type="dxa" w:w="120"/>
+            </w:tcMar>
+          </w:tcPr>
+          <w:p>
+            <w:r>
+              <w:rPr>
+                <w:rFonts w:ascii="Arial" w:cs="Arial" w:eastAsia="Arial" w:hAnsi="Arial"/>
+                <w:b/>
+                <w:bCs/>
+                <w:color w:val="FFFFFF"/>
+                <w:sz w:val="24"/>
+                <w:szCs w:val="24"/>
+              </w:rPr>
+              <w:t xml:space="preserve">Details</w:t>
+            </w:r>
+          </w:p>
+        </w:tc>
+      </w:tr>
+      <w:tr>
+        <w:tc>
+          <w:tcPr>
+            <w:tcW w:type="dxa" w:w="2340"/>
+            <w:tcBorders>
+              <w:top w:val="single" w:color="CCCCCC" w:sz="1"/>
+              <w:left w:val="single" w:color="CCCCCC" w:sz="1"/>
+              <w:bottom w:val="single" w:color="CCCCCC" w:sz="1"/>
+              <w:right w:val="single" w:color="CCCCCC" w:sz="1"/>
+            </w:tcBorders>
+            <w:shd w:fill="E8F5E9" w:val="clear"/>
+            <w:tcMar>
+              <w:top w:type="dxa" w:w="80"/>
+              <w:left w:type="dxa" w:w="120"/>
+              <w:bottom w:type="dxa" w:w="80"/>
+              <w:right w:type="dxa" w:w="120"/>
+            </w:tcMar>
+          </w:tcPr>
+          <w:p>
+            <w:pPr>
+              <w:jc w:val="left"/>
+            </w:pPr>
+            <w:r>
+              <w:rPr>
+                <w:rFonts w:ascii="Arial" w:cs="Arial" w:eastAsia="Arial" w:hAnsi="Arial"/>
+                <w:b/>
+                <w:bCs/>
+                <w:sz w:val="24"/>
+                <w:szCs w:val="24"/>
+              </w:rPr>
+              <w:t xml:space="preserve">Problem</w:t>
+            </w:r>
+          </w:p>
+        </w:tc>
+        <w:tc>
+          <w:tcPr>
+            <w:tcW w:type="dxa" w:w="7020"/>
+            <w:tcBorders>
+              <w:top w:val="single" w:color="CCCCCC" w:sz="1"/>
+              <w:left w:val="single" w:color="CCCCCC" w:sz="1"/>
+              <w:bottom w:val="single" w:color="CCCCCC" w:sz="1"/>
+              <w:right w:val="single" w:color="CCCCCC" w:sz="1"/>
+            </w:tcBorders>
+            <w:shd w:fill="E8F5E9" w:val="clear"/>
+            <w:tcMar>
+              <w:top w:type="dxa" w:w="80"/>
+              <w:left w:type="dxa" w:w="120"/>
+              <w:bottom w:type="dxa" w:w="80"/>
+              <w:right w:type="dxa" w:w="120"/>
+            </w:tcMar>
+          </w:tcPr>
+          <w:p>
+            <w:pPr>
+              <w:jc w:val="left"/>
+            </w:pPr>
+            <w:r>
+              <w:rPr>
+                <w:rFonts w:ascii="Arial" w:cs="Arial" w:eastAsia="Arial" w:hAnsi="Arial"/>
+                <w:b w:val="false"/>
+                <w:bCs w:val="false"/>
+                <w:sz w:val="24"/>
+                <w:szCs w:val="24"/>
+              </w:rPr>
+              <w:t xml:space="preserve">The previous student's name appears in the commit history.</w:t>
+            </w:r>
+          </w:p>
+        </w:tc>
+      </w:tr>
+      <w:tr>
+        <w:tc>
+          <w:tcPr>
+            <w:tcW w:type="dxa" w:w="2340"/>
+            <w:tcBorders>
+              <w:top w:val="single" w:color="CCCCCC" w:sz="1"/>
+              <w:left w:val="single" w:color="CCCCCC" w:sz="1"/>
+              <w:bottom w:val="single" w:color="CCCCCC" w:sz="1"/>
+              <w:right w:val="single" w:color="CCCCCC" w:sz="1"/>
+            </w:tcBorders>
+            <w:tcMar>
+              <w:top w:type="dxa" w:w="80"/>
+              <w:left w:type="dxa" w:w="120"/>
+              <w:bottom w:type="dxa" w:w="80"/>
+              <w:right w:type="dxa" w:w="120"/>
+            </w:tcMar>
+          </w:tcPr>
+          <w:p>
+            <w:pPr>
+              <w:jc w:val="left"/>
+            </w:pPr>
+            <w:r>
+              <w:rPr>
+                <w:rFonts w:ascii="Arial" w:cs="Arial" w:eastAsia="Arial" w:hAnsi="Arial"/>
+                <w:b/>
+                <w:bCs/>
+                <w:sz w:val="24"/>
+                <w:szCs w:val="24"/>
+              </w:rPr>
+              <w:t xml:space="preserve">Cause</w:t>
+            </w:r>
+          </w:p>
+        </w:tc>
+        <w:tc>
+          <w:tcPr>
+            <w:tcW w:type="dxa" w:w="7020"/>
+            <w:tcBorders>
+              <w:top w:val="single" w:color="CCCCCC" w:sz="1"/>
+              <w:left w:val="single" w:color="CCCCCC" w:sz="1"/>
+              <w:bottom w:val="single" w:color="CCCCCC" w:sz="1"/>
+              <w:right w:val="single" w:color="CCCCCC" w:sz="1"/>
+            </w:tcBorders>
+            <w:tcMar>
+              <w:top w:type="dxa" w:w="80"/>
+              <w:left w:type="dxa" w:w="120"/>
+              <w:bottom w:type="dxa" w:w="80"/>
+              <w:right w:type="dxa" w:w="120"/>
+            </w:tcMar>
+          </w:tcPr>
+          <w:p>
+            <w:pPr>
+              <w:jc w:val="left"/>
+            </w:pPr>
+            <w:r>
+              <w:rPr>
+                <w:rFonts w:ascii="Arial" w:cs="Arial" w:eastAsia="Arial" w:hAnsi="Arial"/>
+                <w:b w:val="false"/>
+                <w:bCs w:val="false"/>
+                <w:sz w:val="24"/>
+                <w:szCs w:val="24"/>
+              </w:rPr>
+              <w:t xml:space="preserve">The Git username and email saved in the computer or repository still belong to the previous user.</w:t>
+            </w:r>
+          </w:p>
+        </w:tc>
+      </w:tr>
+      <w:tr>
+        <w:tc>
+          <w:tcPr>
+            <w:tcW w:type="dxa" w:w="2340"/>
+            <w:tcBorders>
+              <w:top w:val="single" w:color="CCCCCC" w:sz="1"/>
+              <w:left w:val="single" w:color="CCCCCC" w:sz="1"/>
+              <w:bottom w:val="single" w:color="CCCCCC" w:sz="1"/>
+              <w:right w:val="single" w:color="CCCCCC" w:sz="1"/>
+            </w:tcBorders>
+            <w:shd w:fill="E8F5E9" w:val="clear"/>
+            <w:tcMar>
+              <w:top w:type="dxa" w:w="80"/>
+              <w:left w:type="dxa" w:w="120"/>
+              <w:bottom w:type="dxa" w:w="80"/>
+              <w:right w:type="dxa" w:w="120"/>
+            </w:tcMar>
+          </w:tcPr>
+          <w:p>
+            <w:pPr>
+              <w:jc w:val="left"/>
+            </w:pPr>
+            <w:r>
+              <w:rPr>
+                <w:rFonts w:ascii="Arial" w:cs="Arial" w:eastAsia="Arial" w:hAnsi="Arial"/>
+                <w:b/>
+                <w:bCs/>
+                <w:sz w:val="24"/>
+                <w:szCs w:val="24"/>
+              </w:rPr>
+              <w:t xml:space="preserve">Solution</w:t>
+            </w:r>
+          </w:p>
+        </w:tc>
+        <w:tc>
+          <w:tcPr>
+            <w:tcW w:type="dxa" w:w="7020"/>
+            <w:tcBorders>
+              <w:top w:val="single" w:color="CCCCCC" w:sz="1"/>
+              <w:left w:val="single" w:color="CCCCCC" w:sz="1"/>
+              <w:bottom w:val="single" w:color="CCCCCC" w:sz="1"/>
+              <w:right w:val="single" w:color="CCCCCC" w:sz="1"/>
+            </w:tcBorders>
+            <w:shd w:fill="E8F5E9" w:val="clear"/>
+            <w:tcMar>
+              <w:top w:type="dxa" w:w="80"/>
+              <w:left w:type="dxa" w:w="120"/>
+              <w:bottom w:type="dxa" w:w="80"/>
+              <w:right w:type="dxa" w:w="120"/>
+            </w:tcMar>
+          </w:tcPr>
+          <w:p>
+            <w:pPr>
+              <w:spacing w:after="60"/>
+            </w:pPr>
+            <w:r>
+              <w:rPr>
+                <w:rFonts w:ascii="Arial" w:cs="Arial" w:eastAsia="Arial" w:hAnsi="Arial"/>
+                <w:sz w:val="24"/>
+                <w:szCs w:val="24"/>
+              </w:rPr>
+              <w:t xml:space="preserve">Run:</w:t>
+            </w:r>
+          </w:p>
+          <w:p>
+            <w:pPr>
+              <w:spacing w:after="40"/>
+            </w:pPr>
+            <w:r>
+              <w:rPr>
+                <w:rFonts w:ascii="Courier New" w:cs="Courier New" w:eastAsia="Courier New" w:hAnsi="Courier New"/>
+                <w:color w:val="1B5E20"/>
+                <w:sz w:val="20"/>
+                <w:szCs w:val="20"/>
+              </w:rPr>
+              <w:t xml:space="preserve">git config user.name "Student Full Name"</w:t>
+            </w:r>
+          </w:p>
+          <w:p>
+            <w:pPr>
+              <w:spacing w:after="40"/>
+            </w:pPr>
+            <w:r>
+              <w:rPr>
+                <w:rFonts w:ascii="Courier New" w:cs="Courier New" w:eastAsia="Courier New" w:hAnsi="Courier New"/>
+                <w:color w:val="1B5E20"/>
+                <w:sz w:val="20"/>
+                <w:szCs w:val="20"/>
+              </w:rPr>
+              <w:t xml:space="preserve">git config user.email "student@email.com"</w:t>
+            </w:r>
+          </w:p>
+          <w:p>
+            <w:pPr>
+              <w:spacing w:after="60"/>
+            </w:pPr>
+            <w:r>
+              <w:rPr>
+                <w:rFonts w:ascii="Arial" w:cs="Arial" w:eastAsia="Arial" w:hAnsi="Arial"/>
+                <w:sz w:val="24"/>
+                <w:szCs w:val="24"/>
+              </w:rPr>
+              <w:t xml:space="preserve">Then verify:</w:t>
+            </w:r>
+          </w:p>
+          <w:p>
+            <w:pPr>
+              <w:spacing w:after="40"/>
+            </w:pPr>
+            <w:r>
+              <w:rPr>
+                <w:rFonts w:ascii="Courier New" w:cs="Courier New" w:eastAsia="Courier New" w:hAnsi="Courier New"/>
+                <w:color w:val="1B5E20"/>
+                <w:sz w:val="20"/>
+                <w:szCs w:val="20"/>
+              </w:rPr>
+              <w:t xml:space="preserve">git config user.name</w:t>
+            </w:r>
+          </w:p>
+          <w:p>
+            <w:pPr>
+              <w:spacing w:after="40"/>
+            </w:pPr>
+            <w:r>
+              <w:rPr>
+                <w:rFonts w:ascii="Courier New" w:cs="Courier New" w:eastAsia="Courier New" w:hAnsi="Courier New"/>
+                <w:color w:val="1B5E20"/>
+                <w:sz w:val="20"/>
+                <w:szCs w:val="20"/>
+              </w:rPr>
+              <w:t xml:space="preserve">git config user.email</w:t>
+            </w:r>
+          </w:p>
+        </w:tc>
+      </w:tr>
+      <w:tr>
+        <w:tc>
+          <w:tcPr>
+            <w:tcW w:type="dxa" w:w="2340"/>
+            <w:tcBorders>
+              <w:top w:val="single" w:color="CCCCCC" w:sz="1"/>
+              <w:left w:val="single" w:color="CCCCCC" w:sz="1"/>
+              <w:bottom w:val="single" w:color="CCCCCC" w:sz="1"/>
+              <w:right w:val="single" w:color="CCCCCC" w:sz="1"/>
+            </w:tcBorders>
+            <w:tcMar>
+              <w:top w:type="dxa" w:w="80"/>
+              <w:left w:type="dxa" w:w="120"/>
+              <w:bottom w:type="dxa" w:w="80"/>
+              <w:right w:type="dxa" w:w="120"/>
+            </w:tcMar>
+          </w:tcPr>
+          <w:p>
+            <w:pPr>
+              <w:jc w:val="left"/>
+            </w:pPr>
+            <w:r>
+              <w:rPr>
+                <w:rFonts w:ascii="Arial" w:cs="Arial" w:eastAsia="Arial" w:hAnsi="Arial"/>
+                <w:b/>
+                <w:bCs/>
+                <w:sz w:val="24"/>
+                <w:szCs w:val="24"/>
+              </w:rPr>
+              <w:t xml:space="preserve">Important Distinction</w:t>
+            </w:r>
+          </w:p>
+        </w:tc>
+        <w:tc>
+          <w:tcPr>
+            <w:tcW w:type="dxa" w:w="7020"/>
+            <w:tcBorders>
+              <w:top w:val="single" w:color="CCCCCC" w:sz="1"/>
+              <w:left w:val="single" w:color="CCCCCC" w:sz="1"/>
+              <w:bottom w:val="single" w:color="CCCCCC" w:sz="1"/>
+              <w:right w:val="single" w:color="CCCCCC" w:sz="1"/>
+            </w:tcBorders>
+            <w:tcMar>
+              <w:top w:type="dxa" w:w="80"/>
+              <w:left w:type="dxa" w:w="120"/>
+              <w:bottom w:type="dxa" w:w="80"/>
+              <w:right w:type="dxa" w:w="120"/>
+            </w:tcMar>
+          </w:tcPr>
+          <w:p>
+            <w:pPr>
+              <w:jc w:val="left"/>
+            </w:pPr>
+            <w:r>
+              <w:rPr>
+                <w:rFonts w:ascii="Arial" w:cs="Arial" w:eastAsia="Arial" w:hAnsi="Arial"/>
+                <w:b w:val="false"/>
+                <w:bCs w:val="false"/>
+                <w:sz w:val="24"/>
+                <w:szCs w:val="24"/>
+              </w:rPr>
+              <w:t xml:space="preserve">Changing git config user.name and user.email changes the commit author information only. It does not change the GitHub account used to push. If Git or VS Code is still using the wrong GitHub account, the saved GitHub credentials must be removed from the computer's credential manager, and the student must sign in using the correct GitHub account.</w:t>
+            </w:r>
+          </w:p>
+        </w:tc>
+      </w:tr>
+    </w:tbl>
+    <w:p>
+      <w:pPr>
+        <w:spacing w:after="80"/>
+      </w:pPr>
+      <w:r>
+        <w:t xml:space="preserve"/>
+      </w:r>
+    </w:p>
+    <w:p>
+      <w:pPr>
+        <w:pStyle w:val="Heading3"/>
+      </w:pPr>
+      <w:r>
+        <w:rPr>
+          <w:rFonts w:ascii="Arial" w:cs="Arial" w:eastAsia="Arial" w:hAnsi="Arial"/>
+        </w:rPr>
+        <w:t xml:space="preserve">m. Example Git Workflow for Week 2 (Returning Students)</w:t>
+      </w:r>
+    </w:p>
+    <w:p>
+      <w:pPr>
+        <w:spacing w:after="120"/>
+        <w:jc w:val="both"/>
+      </w:pPr>
+      <w:r>
+        <w:rPr>
+          <w:rFonts w:ascii="Arial" w:cs="Arial" w:eastAsia="Arial" w:hAnsi="Arial"/>
+          <w:b w:val="false"/>
+          <w:bCs w:val="false"/>
+          <w:i w:val="false"/>
+          <w:iCs w:val="false"/>
+          <w:color w:val="000000"/>
+          <w:sz w:val="24"/>
+          <w:szCs w:val="24"/>
+        </w:rPr>
+        <w:t xml:space="preserve">For students who already initialized the repository in Week 1, the workflow for subsequent commits is:</w:t>
+      </w:r>
+    </w:p>
+    <w:p>
+      <w:pPr>
+        <w:spacing w:after="80"/>
+      </w:pPr>
+      <w:r>
+        <w:t xml:space="preserve"/>
+      </w:r>
+    </w:p>
+    <w:p>
+      <w:pPr>
+        <w:spacing w:after="80"/>
+      </w:pPr>
+      <w:r>
+        <w:rPr>
+          <w:rFonts w:ascii="Arial" w:cs="Arial" w:eastAsia="Arial" w:hAnsi="Arial"/>
+          <w:b/>
+          <w:bCs/>
+          <w:sz w:val="24"/>
+          <w:szCs w:val="24"/>
+        </w:rPr>
+        <w:t xml:space="preserve">1. Verify your Git identity first.</w:t>
+      </w:r>
+    </w:p>
+    <w:p>
+      <w:pPr>
+        <w:spacing w:after="40"/>
+        <w:ind w:left="720"/>
+      </w:pPr>
+      <w:r>
+        <w:rPr>
+          <w:rFonts w:ascii="Courier New" w:cs="Courier New" w:eastAsia="Courier New" w:hAnsi="Courier New"/>
+          <w:color w:val="1B5E20"/>
+          <w:sz w:val="20"/>
+          <w:szCs w:val="20"/>
+        </w:rPr>
+        <w:t xml:space="preserve">git config user.name</w:t>
+      </w:r>
+    </w:p>
+    <w:p>
+      <w:pPr>
+        <w:spacing w:after="40"/>
+        <w:ind w:left="720"/>
+      </w:pPr>
+      <w:r>
+        <w:rPr>
+          <w:rFonts w:ascii="Courier New" w:cs="Courier New" w:eastAsia="Courier New" w:hAnsi="Courier New"/>
+          <w:color w:val="1B5E20"/>
+          <w:sz w:val="20"/>
+          <w:szCs w:val="20"/>
+        </w:rPr>
+        <w:t xml:space="preserve">git config user.email</w:t>
+      </w:r>
+    </w:p>
+    <w:p>
+      <w:pPr>
+        <w:spacing w:after="80"/>
+      </w:pPr>
+      <w:r>
+        <w:t xml:space="preserve"/>
+      </w:r>
+    </w:p>
+    <w:p>
+      <w:pPr>
+        <w:spacing w:after="80"/>
+      </w:pPr>
+      <w:r>
+        <w:rPr>
+          <w:rFonts w:ascii="Arial" w:cs="Arial" w:eastAsia="Arial" w:hAnsi="Arial"/>
+          <w:b/>
+          <w:bCs/>
+          <w:sz w:val="24"/>
+          <w:szCs w:val="24"/>
+        </w:rPr>
+        <w:t xml:space="preserve">2. Stage, commit, and push.</w:t>
       </w:r>
     </w:p>
     <w:p>
@@ -4143,6 +5841,73 @@
                 <w:sz w:val="24"/>
                 <w:szCs w:val="24"/>
               </w:rPr>
+              <w:t xml:space="preserve">Commit Identity</w:t>
+            </w:r>
+          </w:p>
+        </w:tc>
+        <w:tc>
+          <w:tcPr>
+            <w:tcW w:type="dxa" w:w="7020"/>
+            <w:tcBorders>
+              <w:top w:val="single" w:color="CCCCCC" w:sz="1"/>
+              <w:left w:val="single" w:color="CCCCCC" w:sz="1"/>
+              <w:bottom w:val="single" w:color="CCCCCC" w:sz="1"/>
+              <w:right w:val="single" w:color="CCCCCC" w:sz="1"/>
+            </w:tcBorders>
+            <w:tcMar>
+              <w:top w:type="dxa" w:w="80"/>
+              <w:left w:type="dxa" w:w="120"/>
+              <w:bottom w:type="dxa" w:w="80"/>
+              <w:right w:type="dxa" w:w="120"/>
+            </w:tcMar>
+          </w:tcPr>
+          <w:p>
+            <w:pPr>
+              <w:jc w:val="left"/>
+            </w:pPr>
+            <w:r>
+              <w:rPr>
+                <w:rFonts w:ascii="Arial" w:cs="Arial" w:eastAsia="Arial" w:hAnsi="Arial"/>
+                <w:b w:val="false"/>
+                <w:bCs w:val="false"/>
+                <w:sz w:val="24"/>
+                <w:szCs w:val="24"/>
+              </w:rPr>
+              <w:t xml:space="preserve">The author name and email recorded in each Git commit; set using git config user.name and git config user.email</w:t>
+            </w:r>
+          </w:p>
+        </w:tc>
+      </w:tr>
+      <w:tr>
+        <w:tc>
+          <w:tcPr>
+            <w:tcW w:type="dxa" w:w="2340"/>
+            <w:tcBorders>
+              <w:top w:val="single" w:color="CCCCCC" w:sz="1"/>
+              <w:left w:val="single" w:color="CCCCCC" w:sz="1"/>
+              <w:bottom w:val="single" w:color="CCCCCC" w:sz="1"/>
+              <w:right w:val="single" w:color="CCCCCC" w:sz="1"/>
+            </w:tcBorders>
+            <w:shd w:fill="E8F5E9" w:val="clear"/>
+            <w:tcMar>
+              <w:top w:type="dxa" w:w="80"/>
+              <w:left w:type="dxa" w:w="120"/>
+              <w:bottom w:type="dxa" w:w="80"/>
+              <w:right w:type="dxa" w:w="120"/>
+            </w:tcMar>
+          </w:tcPr>
+          <w:p>
+            <w:pPr>
+              <w:jc w:val="left"/>
+            </w:pPr>
+            <w:r>
+              <w:rPr>
+                <w:rFonts w:ascii="Arial" w:cs="Arial" w:eastAsia="Arial" w:hAnsi="Arial"/>
+                <w:b/>
+                <w:bCs/>
+                <w:sz w:val="24"/>
+                <w:szCs w:val="24"/>
+              </w:rPr>
               <w:t xml:space="preserve">git add</w:t>
             </w:r>
           </w:p>
@@ -4156,6 +5921,7 @@
               <w:bottom w:val="single" w:color="CCCCCC" w:sz="1"/>
               <w:right w:val="single" w:color="CCCCCC" w:sz="1"/>
             </w:tcBorders>
+            <w:shd w:fill="E8F5E9" w:val="clear"/>
             <w:tcMar>
               <w:top w:type="dxa" w:w="80"/>
               <w:left w:type="dxa" w:w="120"/>
@@ -4190,7 +5956,6 @@
               <w:bottom w:val="single" w:color="CCCCCC" w:sz="1"/>
               <w:right w:val="single" w:color="CCCCCC" w:sz="1"/>
             </w:tcBorders>
-            <w:shd w:fill="E8F5E9" w:val="clear"/>
             <w:tcMar>
               <w:top w:type="dxa" w:w="80"/>
               <w:left w:type="dxa" w:w="120"/>
@@ -4223,7 +5988,6 @@
               <w:bottom w:val="single" w:color="CCCCCC" w:sz="1"/>
               <w:right w:val="single" w:color="CCCCCC" w:sz="1"/>
             </w:tcBorders>
-            <w:shd w:fill="E8F5E9" w:val="clear"/>
             <w:tcMar>
               <w:top w:type="dxa" w:w="80"/>
               <w:left w:type="dxa" w:w="120"/>
@@ -4258,6 +6022,7 @@
               <w:bottom w:val="single" w:color="CCCCCC" w:sz="1"/>
               <w:right w:val="single" w:color="CCCCCC" w:sz="1"/>
             </w:tcBorders>
+            <w:shd w:fill="E8F5E9" w:val="clear"/>
             <w:tcMar>
               <w:top w:type="dxa" w:w="80"/>
               <w:left w:type="dxa" w:w="120"/>
@@ -4290,6 +6055,7 @@
               <w:bottom w:val="single" w:color="CCCCCC" w:sz="1"/>
               <w:right w:val="single" w:color="CCCCCC" w:sz="1"/>
             </w:tcBorders>
+            <w:shd w:fill="E8F5E9" w:val="clear"/>
             <w:tcMar>
               <w:top w:type="dxa" w:w="80"/>
               <w:left w:type="dxa" w:w="120"/>
@@ -7924,6 +9690,42 @@
           <w:szCs w:val="24"/>
         </w:rPr>
         <w:t xml:space="preserve">What is the purpose of git commit?</w:t>
+      </w:r>
+    </w:p>
+    <w:p>
+      <w:pPr>
+        <w:pStyle w:val="ListParagraph"/>
+        <w:numPr>
+          <w:ilvl w:val="0"/>
+          <w:numId w:val="2"/>
+        </w:numPr>
+        <w:spacing w:after="80"/>
+      </w:pPr>
+      <w:r>
+        <w:rPr>
+          <w:rFonts w:ascii="Arial" w:cs="Arial" w:eastAsia="Arial" w:hAnsi="Arial"/>
+          <w:sz w:val="24"/>
+          <w:szCs w:val="24"/>
+        </w:rPr>
+        <w:t xml:space="preserve">What command checks the Git commit author name currently set for a repository?</w:t>
+      </w:r>
+    </w:p>
+    <w:p>
+      <w:pPr>
+        <w:pStyle w:val="ListParagraph"/>
+        <w:numPr>
+          <w:ilvl w:val="0"/>
+          <w:numId w:val="2"/>
+        </w:numPr>
+        <w:spacing w:after="80"/>
+      </w:pPr>
+      <w:r>
+        <w:rPr>
+          <w:rFonts w:ascii="Arial" w:cs="Arial" w:eastAsia="Arial" w:hAnsi="Arial"/>
+          <w:sz w:val="24"/>
+          <w:szCs w:val="24"/>
+        </w:rPr>
+        <w:t xml:space="preserve">Why is it important to verify your Git identity before committing, especially on a shared computer?</w:t>
       </w:r>
     </w:p>
     <w:p>
@@ -10721,6 +12523,131 @@
     </w:p>
     <w:p>
       <w:pPr>
+        <w:spacing w:after="120"/>
+        <w:jc w:val="both"/>
+      </w:pPr>
+      <w:r>
+        <w:rPr>
+          <w:rFonts w:ascii="Arial" w:cs="Arial" w:eastAsia="Arial" w:hAnsi="Arial"/>
+          <w:b w:val="false"/>
+          <w:bCs w:val="false"/>
+          <w:i w:val="false"/>
+          <w:iCs w:val="false"/>
+          <w:color w:val="000000"/>
+          <w:sz w:val="24"/>
+          <w:szCs w:val="24"/>
+        </w:rPr>
+        <w:t xml:space="preserve">Step 1: Verify your Git commit identity before committing.</w:t>
+      </w:r>
+    </w:p>
+    <w:p>
+      <w:pPr>
+        <w:spacing w:after="40"/>
+        <w:ind w:left="720"/>
+      </w:pPr>
+      <w:r>
+        <w:rPr>
+          <w:rFonts w:ascii="Courier New" w:cs="Courier New" w:eastAsia="Courier New" w:hAnsi="Courier New"/>
+          <w:color w:val="1B5E20"/>
+          <w:sz w:val="20"/>
+          <w:szCs w:val="20"/>
+        </w:rPr>
+        <w:t xml:space="preserve">git config user.name</w:t>
+      </w:r>
+    </w:p>
+    <w:p>
+      <w:pPr>
+        <w:spacing w:after="40"/>
+        <w:ind w:left="720"/>
+      </w:pPr>
+      <w:r>
+        <w:rPr>
+          <w:rFonts w:ascii="Courier New" w:cs="Courier New" w:eastAsia="Courier New" w:hAnsi="Courier New"/>
+          <w:color w:val="1B5E20"/>
+          <w:sz w:val="20"/>
+          <w:szCs w:val="20"/>
+        </w:rPr>
+        <w:t xml:space="preserve">git config user.email</w:t>
+      </w:r>
+    </w:p>
+    <w:p>
+      <w:pPr>
+        <w:spacing w:after="120"/>
+        <w:jc w:val="both"/>
+      </w:pPr>
+      <w:r>
+        <w:rPr>
+          <w:rFonts w:ascii="Arial" w:cs="Arial" w:eastAsia="Arial" w:hAnsi="Arial"/>
+          <w:b w:val="false"/>
+          <w:bCs w:val="false"/>
+          <w:i w:val="false"/>
+          <w:iCs w:val="false"/>
+          <w:color w:val="000000"/>
+          <w:sz w:val="24"/>
+          <w:szCs w:val="24"/>
+        </w:rPr>
+        <w:t xml:space="preserve">If the name or email is wrong, set the correct identity:</w:t>
+      </w:r>
+    </w:p>
+    <w:p>
+      <w:pPr>
+        <w:spacing w:after="40"/>
+        <w:ind w:left="720"/>
+      </w:pPr>
+      <w:r>
+        <w:rPr>
+          <w:rFonts w:ascii="Courier New" w:cs="Courier New" w:eastAsia="Courier New" w:hAnsi="Courier New"/>
+          <w:color w:val="1B5E20"/>
+          <w:sz w:val="20"/>
+          <w:szCs w:val="20"/>
+        </w:rPr>
+        <w:t xml:space="preserve">git config user.name "Student Full Name"</w:t>
+      </w:r>
+    </w:p>
+    <w:p>
+      <w:pPr>
+        <w:spacing w:after="40"/>
+        <w:ind w:left="720"/>
+      </w:pPr>
+      <w:r>
+        <w:rPr>
+          <w:rFonts w:ascii="Courier New" w:cs="Courier New" w:eastAsia="Courier New" w:hAnsi="Courier New"/>
+          <w:color w:val="1B5E20"/>
+          <w:sz w:val="20"/>
+          <w:szCs w:val="20"/>
+        </w:rPr>
+        <w:t xml:space="preserve">git config user.email "student@email.com"</w:t>
+      </w:r>
+    </w:p>
+    <w:p>
+      <w:pPr>
+        <w:spacing w:after="80"/>
+      </w:pPr>
+      <w:r>
+        <w:t xml:space="preserve"/>
+      </w:r>
+    </w:p>
+    <w:p>
+      <w:pPr>
+        <w:spacing w:after="120"/>
+        <w:jc w:val="both"/>
+      </w:pPr>
+      <w:r>
+        <w:rPr>
+          <w:rFonts w:ascii="Arial" w:cs="Arial" w:eastAsia="Arial" w:hAnsi="Arial"/>
+          <w:b w:val="false"/>
+          <w:bCs w:val="false"/>
+          <w:i w:val="false"/>
+          <w:iCs w:val="false"/>
+          <w:color w:val="000000"/>
+          <w:sz w:val="24"/>
+          <w:szCs w:val="24"/>
+        </w:rPr>
+        <w:t xml:space="preserve">Step 2: Stage, commit, and push.</w:t>
+      </w:r>
+    </w:p>
+    <w:p>
+      <w:pPr>
         <w:spacing w:after="40"/>
         <w:ind w:left="720"/>
       </w:pPr>
@@ -10777,6 +12704,35 @@
           <w:szCs w:val="20"/>
         </w:rPr>
         <w:t xml:space="preserve">git push</w:t>
+      </w:r>
+    </w:p>
+    <w:p>
+      <w:pPr>
+        <w:spacing w:after="80"/>
+      </w:pPr>
+      <w:r>
+        <w:t xml:space="preserve"/>
+      </w:r>
+    </w:p>
+    <w:p>
+      <w:pPr>
+        <w:pBdr>
+          <w:left w:val="single" w:color="2E7D32" w:sz="6" w:space="8"/>
+        </w:pBdr>
+        <w:spacing w:after="120"/>
+        <w:ind w:left="360"/>
+        <w:jc w:val="both"/>
+      </w:pPr>
+      <w:r>
+        <w:rPr>
+          <w:rFonts w:ascii="Arial" w:cs="Arial" w:eastAsia="Arial" w:hAnsi="Arial"/>
+          <w:i/>
+          <w:iCs/>
+          <w:color w:val="444444"/>
+          <w:sz w:val="22"/>
+          <w:szCs w:val="22"/>
+        </w:rPr>
+        <w:t xml:space="preserve">Important: Always verify your Git identity before committing, especially on a shared laboratory computer. Your name and email must be your own — not a previous student's.</w:t>
       </w:r>
     </w:p>
     <w:p>
@@ -12307,6 +14263,24 @@
           <w:sz w:val="24"/>
           <w:szCs w:val="24"/>
         </w:rPr>
+        <w:t xml:space="preserve">Before committing: verify your Git identity by running git config user.name and git config user.email. If the name or email is wrong, set it first using git config user.name and git config user.email (without --global).</w:t>
+      </w:r>
+    </w:p>
+    <w:p>
+      <w:pPr>
+        <w:pStyle w:val="ListParagraph"/>
+        <w:numPr>
+          <w:ilvl w:val="0"/>
+          <w:numId w:val="2"/>
+        </w:numPr>
+        <w:spacing w:after="80"/>
+      </w:pPr>
+      <w:r>
+        <w:rPr>
+          <w:rFonts w:ascii="Arial" w:cs="Arial" w:eastAsia="Arial" w:hAnsi="Arial"/>
+          <w:sz w:val="24"/>
+          <w:szCs w:val="24"/>
+        </w:rPr>
         <w:t xml:space="preserve">After saving all files, run: git status → git add . → git commit -m "Add Week 2 assessment problems" → git push</w:t>
       </w:r>
     </w:p>
@@ -13134,6 +15108,109 @@
     </w:p>
     <w:p>
       <w:pPr>
+        <w:spacing w:after="120"/>
+        <w:jc w:val="both"/>
+      </w:pPr>
+      <w:r>
+        <w:rPr>
+          <w:rFonts w:ascii="Arial" w:cs="Arial" w:eastAsia="Arial" w:hAnsi="Arial"/>
+          <w:b w:val="false"/>
+          <w:bCs w:val="false"/>
+          <w:i w:val="false"/>
+          <w:iCs w:val="false"/>
+          <w:color w:val="000000"/>
+          <w:sz w:val="24"/>
+          <w:szCs w:val="24"/>
+        </w:rPr>
+        <w:t xml:space="preserve">(Bonus) Before committing on a shared laboratory computer, what should a student do first?</w:t>
+      </w:r>
+    </w:p>
+    <w:p>
+      <w:pPr>
+        <w:spacing w:after="120"/>
+        <w:jc w:val="both"/>
+      </w:pPr>
+      <w:r>
+        <w:rPr>
+          <w:rFonts w:ascii="Arial" w:cs="Arial" w:eastAsia="Arial" w:hAnsi="Arial"/>
+          <w:b w:val="false"/>
+          <w:bCs w:val="false"/>
+          <w:i w:val="false"/>
+          <w:iCs w:val="false"/>
+          <w:color w:val="000000"/>
+          <w:sz w:val="24"/>
+          <w:szCs w:val="24"/>
+        </w:rPr>
+        <w:t xml:space="preserve">   A. Run git push</w:t>
+      </w:r>
+    </w:p>
+    <w:p>
+      <w:pPr>
+        <w:spacing w:after="120"/>
+        <w:jc w:val="both"/>
+      </w:pPr>
+      <w:r>
+        <w:rPr>
+          <w:rFonts w:ascii="Arial" w:cs="Arial" w:eastAsia="Arial" w:hAnsi="Arial"/>
+          <w:b w:val="false"/>
+          <w:bCs w:val="false"/>
+          <w:i w:val="false"/>
+          <w:iCs w:val="false"/>
+          <w:color w:val="000000"/>
+          <w:sz w:val="24"/>
+          <w:szCs w:val="24"/>
+        </w:rPr>
+        <w:t xml:space="preserve">   B. Check and set the correct Git commit identity using git config user.name and git config user.email</w:t>
+      </w:r>
+    </w:p>
+    <w:p>
+      <w:pPr>
+        <w:spacing w:after="120"/>
+        <w:jc w:val="both"/>
+      </w:pPr>
+      <w:r>
+        <w:rPr>
+          <w:rFonts w:ascii="Arial" w:cs="Arial" w:eastAsia="Arial" w:hAnsi="Arial"/>
+          <w:b w:val="false"/>
+          <w:bCs w:val="false"/>
+          <w:i w:val="false"/>
+          <w:iCs w:val="false"/>
+          <w:color w:val="000000"/>
+          <w:sz w:val="24"/>
+          <w:szCs w:val="24"/>
+        </w:rPr>
+        <w:t xml:space="preserve">   C. Delete the repository and start over</w:t>
+      </w:r>
+    </w:p>
+    <w:p>
+      <w:pPr>
+        <w:spacing w:after="120"/>
+        <w:jc w:val="both"/>
+      </w:pPr>
+      <w:r>
+        <w:rPr>
+          <w:rFonts w:ascii="Arial" w:cs="Arial" w:eastAsia="Arial" w:hAnsi="Arial"/>
+          <w:b w:val="false"/>
+          <w:bCs w:val="false"/>
+          <w:i w:val="false"/>
+          <w:iCs w:val="false"/>
+          <w:color w:val="000000"/>
+          <w:sz w:val="24"/>
+          <w:szCs w:val="24"/>
+        </w:rPr>
+        <w:t xml:space="preserve">   D. Use the --global option to change all repositories</w:t>
+      </w:r>
+    </w:p>
+    <w:p>
+      <w:pPr>
+        <w:spacing w:after="80"/>
+      </w:pPr>
+      <w:r>
+        <w:t xml:space="preserve"/>
+      </w:r>
+    </w:p>
+    <w:p>
+      <w:pPr>
         <w:pStyle w:val="Heading3"/>
       </w:pPr>
       <w:r>
@@ -13392,6 +15469,44 @@
     </w:p>
     <w:p>
       <w:pPr>
+        <w:spacing w:after="120"/>
+        <w:jc w:val="both"/>
+      </w:pPr>
+      <w:r>
+        <w:rPr>
+          <w:rFonts w:ascii="Arial" w:cs="Arial" w:eastAsia="Arial" w:hAnsi="Arial"/>
+          <w:b w:val="false"/>
+          <w:bCs w:val="false"/>
+          <w:i w:val="false"/>
+          <w:iCs w:val="false"/>
+          <w:color w:val="000000"/>
+          <w:sz w:val="24"/>
+          <w:szCs w:val="24"/>
+        </w:rPr>
+        <w:t xml:space="preserve">21. The Git command used to check the author name currently configured for a repository.</w:t>
+      </w:r>
+    </w:p>
+    <w:p>
+      <w:pPr>
+        <w:spacing w:after="120"/>
+        <w:jc w:val="both"/>
+      </w:pPr>
+      <w:r>
+        <w:rPr>
+          <w:rFonts w:ascii="Arial" w:cs="Arial" w:eastAsia="Arial" w:hAnsi="Arial"/>
+          <w:b w:val="false"/>
+          <w:bCs w:val="false"/>
+          <w:i w:val="false"/>
+          <w:iCs w:val="false"/>
+          <w:color w:val="000000"/>
+          <w:sz w:val="24"/>
+          <w:szCs w:val="24"/>
+        </w:rPr>
+        <w:t xml:space="preserve">22. The Git configuration option that applies only to the current repository, recommended for shared laboratory computers (as opposed to --global).</w:t>
+      </w:r>
+    </w:p>
+    <w:p>
+      <w:pPr>
         <w:spacing w:after="80"/>
       </w:pPr>
       <w:r>
@@ -13640,6 +15755,44 @@
           <w:szCs w:val="24"/>
         </w:rPr>
         <w:t xml:space="preserve">10. git commit saves a snapshot of the staged changes, along with a descriptive message.</w:t>
+      </w:r>
+    </w:p>
+    <w:p>
+      <w:pPr>
+        <w:spacing w:after="120"/>
+        <w:jc w:val="both"/>
+      </w:pPr>
+      <w:r>
+        <w:rPr>
+          <w:rFonts w:ascii="Arial" w:cs="Arial" w:eastAsia="Arial" w:hAnsi="Arial"/>
+          <w:b w:val="false"/>
+          <w:bCs w:val="false"/>
+          <w:i w:val="false"/>
+          <w:iCs w:val="false"/>
+          <w:color w:val="000000"/>
+          <w:sz w:val="24"/>
+          <w:szCs w:val="24"/>
+        </w:rPr>
+        <w:t xml:space="preserve">11. git config user.name</w:t>
+      </w:r>
+    </w:p>
+    <w:p>
+      <w:pPr>
+        <w:spacing w:after="120"/>
+        <w:jc w:val="both"/>
+      </w:pPr>
+      <w:r>
+        <w:rPr>
+          <w:rFonts w:ascii="Arial" w:cs="Arial" w:eastAsia="Arial" w:hAnsi="Arial"/>
+          <w:b w:val="false"/>
+          <w:bCs w:val="false"/>
+          <w:i w:val="false"/>
+          <w:iCs w:val="false"/>
+          <w:color w:val="000000"/>
+          <w:sz w:val="24"/>
+          <w:szCs w:val="24"/>
+        </w:rPr>
+        <w:t xml:space="preserve">12. Because the computer may still contain the previous student's Git identity. Committing without checking will attach the wrong name and email to the commit history.</w:t>
       </w:r>
     </w:p>
     <w:p>
@@ -19793,6 +21946,86 @@
           <w:szCs w:val="24"/>
         </w:rPr>
         <w:t xml:space="preserve">20. Commit message</w:t>
+      </w:r>
+    </w:p>
+    <w:p>
+      <w:pPr>
+        <w:spacing w:after="120"/>
+        <w:jc w:val="both"/>
+      </w:pPr>
+      <w:r>
+        <w:rPr>
+          <w:rFonts w:ascii="Arial" w:cs="Arial" w:eastAsia="Arial" w:hAnsi="Arial"/>
+          <w:b w:val="false"/>
+          <w:bCs w:val="false"/>
+          <w:i w:val="false"/>
+          <w:iCs w:val="false"/>
+          <w:color w:val="000000"/>
+          <w:sz w:val="24"/>
+          <w:szCs w:val="24"/>
+        </w:rPr>
+        <w:t xml:space="preserve">21. git config user.name</w:t>
+      </w:r>
+    </w:p>
+    <w:p>
+      <w:pPr>
+        <w:spacing w:after="120"/>
+        <w:jc w:val="both"/>
+      </w:pPr>
+      <w:r>
+        <w:rPr>
+          <w:rFonts w:ascii="Arial" w:cs="Arial" w:eastAsia="Arial" w:hAnsi="Arial"/>
+          <w:b w:val="false"/>
+          <w:bCs w:val="false"/>
+          <w:i w:val="false"/>
+          <w:iCs w:val="false"/>
+          <w:color w:val="000000"/>
+          <w:sz w:val="24"/>
+          <w:szCs w:val="24"/>
+        </w:rPr>
+        <w:t xml:space="preserve">22. Repository-level (without --global)</w:t>
+      </w:r>
+    </w:p>
+    <w:p>
+      <w:pPr>
+        <w:spacing w:after="80"/>
+      </w:pPr>
+      <w:r>
+        <w:t xml:space="preserve"/>
+      </w:r>
+    </w:p>
+    <w:p>
+      <w:pPr>
+        <w:spacing w:after="80"/>
+      </w:pPr>
+      <w:r>
+        <w:rPr>
+          <w:rFonts w:ascii="Arial" w:cs="Arial" w:eastAsia="Arial" w:hAnsi="Arial"/>
+          <w:b/>
+          <w:bCs/>
+          <w:sz w:val="24"/>
+          <w:szCs w:val="24"/>
+        </w:rPr>
+        <w:t xml:space="preserve">Bonus Multiple Choice:</w:t>
+      </w:r>
+    </w:p>
+    <w:p>
+      <w:pPr>
+        <w:spacing w:after="120"/>
+        <w:jc w:val="both"/>
+      </w:pPr>
+      <w:r>
+        <w:rPr>
+          <w:rFonts w:ascii="Arial" w:cs="Arial" w:eastAsia="Arial" w:hAnsi="Arial"/>
+          <w:b w:val="false"/>
+          <w:bCs w:val="false"/>
+          <w:i w:val="false"/>
+          <w:iCs w:val="false"/>
+          <w:color w:val="000000"/>
+          <w:sz w:val="24"/>
+          <w:szCs w:val="24"/>
+        </w:rPr>
+        <w:t xml:space="preserve">B</w:t>
       </w:r>
     </w:p>
     <w:p>

--- a/CPP102-Programming-Logic-and-Design/Week02/CPP102_Week2_Lecture_Lab_Module.docx
+++ b/CPP102-Programming-Logic-and-Design/Week02/CPP102_Week2_Lecture_Lab_Module.docx
@@ -22310,8 +22310,8 @@
     <w:sectPr>
       <w:headerReference w:type="default" r:id="rId7"/>
       <w:footerReference w:type="default" r:id="rId8"/>
-      <w:pgSz w:w="12240" w:h="15840" w:orient="portrait"/>
-      <w:pgMar w:top="1440" w:right="1440" w:bottom="1440" w:left="1440" w:header="708" w:footer="708" w:gutter="0"/>
+      <w:pgSz w:w="12240" w:h="18720" w:orient="portrait"/>
+      <w:pgMar w:top="1080" w:right="1080" w:bottom="1080" w:left="1080" w:header="708" w:footer="708" w:gutter="0"/>
       <w:pgNumType/>
       <w:docGrid w:linePitch="360"/>
     </w:sectPr>
